--- a/examples/balance-sheet/output.docx
+++ b/examples/balance-sheet/output.docx
@@ -1291,7 +1291,7 @@
         </w:rPr>
         <w:t xml:space="preserve"> </w:t>
       </w:r>
-      <w:hyperlink w:history="1" r:id="rIdk2hcassjasrpvonnc2uhu">
+      <w:hyperlink w:history="1" r:id="rIdbtwyg0lpdpwo8o0w3iohu">
         <w:r>
           <w:rPr>
             <w:rStyle w:val="Hyperlink"/>
